--- a/frontend/public/originals/training-record.docx
+++ b/frontend/public/originals/training-record.docx
@@ -1052,8 +1052,8 @@
       </w:r>
     </w:p>
     <w:sectPr>
-      <w:pgSz w:w="12240" w:h="15840"/>
-      <w:pgMar w:top="60" w:right="630" w:bottom="1296" w:left="1008" w:header="90" w:footer="0" w:gutter="0"/>
+      <w:pgSz w:w="11907" w:h="16839"/>
+      <w:pgMar w:top="60" w:right="463" w:bottom="1296" w:left="841" w:header="90" w:footer="0" w:gutter="0"/>
       <w:pgNumType w:start="1"/>
       <w:cols w:space="720"/>
       <w:docGrid w:linePitch="360"/>
@@ -1180,7 +1180,7 @@
       </w:rPr>
     </w:lvl>
   </w:abstractNum>
-  <w:num w:numId="1" w16cid:durableId="1734893351">
+  <w:num w:numId="1" w16cid:durableId="164322391">
     <w:abstractNumId w:val="0"/>
   </w:num>
 </w:numbering>
